--- a/flow/20240204_zachala_ev/mt084b.docx
+++ b/flow/20240204_zachala_ev/mt084b.docx
@@ -84,7 +84,31 @@
         <w:rPr>
           <w:color w:val="000000"/>
         </w:rPr>
-        <w:t xml:space="preserve"> Уранці, вертаючись до міста, він зголоднів. </w:t>
+        <w:t xml:space="preserve"> </w:t>
+      </w:r>
+      <w:r>
+        <w:rPr>
+          <w:color w:val="000000"/>
+        </w:rPr>
+        <w:t>Того часу</w:t>
+      </w:r>
+      <w:r>
+        <w:rPr>
+          <w:color w:val="000000"/>
+        </w:rPr>
+        <w:t xml:space="preserve">, вертаючись, </w:t>
+      </w:r>
+      <w:r>
+        <w:rPr>
+          <w:color w:val="000000"/>
+        </w:rPr>
+        <w:t>Ісус</w:t>
+      </w:r>
+      <w:r>
+        <w:rPr>
+          <w:color w:val="000000"/>
+        </w:rPr>
+        <w:t xml:space="preserve"> зголоднів. </w:t>
       </w:r>
       <w:r>
         <w:rPr>
